--- a/Exam1/Ch2_Study_Guide.docx
+++ b/Exam1/Ch2_Study_Guide.docx
@@ -5946,12 +5946,316 @@
       </w:pPr>
       <w:r>
         <w:rPr>
+          <w:b/>
+          <w:bCs/>
+          <w:noProof/>
+        </w:rPr>
+        <w:drawing>
+          <wp:anchor distT="0" distB="0" distL="114300" distR="114300" simplePos="0" relativeHeight="251763712" behindDoc="0" locked="0" layoutInCell="1" allowOverlap="1" wp14:anchorId="1853AF26" wp14:editId="3045AD33">
+            <wp:simplePos x="0" y="0"/>
+            <wp:positionH relativeFrom="column">
+              <wp:posOffset>3483479</wp:posOffset>
+            </wp:positionH>
+            <wp:positionV relativeFrom="paragraph">
+              <wp:posOffset>177930</wp:posOffset>
+            </wp:positionV>
+            <wp:extent cx="945230" cy="261733"/>
+            <wp:effectExtent l="0" t="0" r="7620" b="5080"/>
+            <wp:wrapNone/>
+            <wp:docPr id="420403747" name="Picture 1"/>
+            <wp:cNvGraphicFramePr>
+              <a:graphicFrameLocks xmlns:a="http://schemas.openxmlformats.org/drawingml/2006/main" noChangeAspect="1"/>
+            </wp:cNvGraphicFramePr>
+            <a:graphic xmlns:a="http://schemas.openxmlformats.org/drawingml/2006/main">
+              <a:graphicData uri="http://schemas.openxmlformats.org/drawingml/2006/picture">
+                <pic:pic xmlns:pic="http://schemas.openxmlformats.org/drawingml/2006/picture">
+                  <pic:nvPicPr>
+                    <pic:cNvPr id="420403747" name=""/>
+                    <pic:cNvPicPr/>
+                  </pic:nvPicPr>
+                  <pic:blipFill>
+                    <a:blip r:embed="rId41"/>
+                    <a:stretch>
+                      <a:fillRect/>
+                    </a:stretch>
+                  </pic:blipFill>
+                  <pic:spPr>
+                    <a:xfrm>
+                      <a:off x="0" y="0"/>
+                      <a:ext cx="950913" cy="263307"/>
+                    </a:xfrm>
+                    <a:prstGeom prst="rect">
+                      <a:avLst/>
+                    </a:prstGeom>
+                  </pic:spPr>
+                </pic:pic>
+              </a:graphicData>
+            </a:graphic>
+            <wp14:sizeRelH relativeFrom="margin">
+              <wp14:pctWidth>0</wp14:pctWidth>
+            </wp14:sizeRelH>
+            <wp14:sizeRelV relativeFrom="margin">
+              <wp14:pctHeight>0</wp14:pctHeight>
+            </wp14:sizeRelV>
+          </wp:anchor>
+        </w:drawing>
+      </w:r>
+      <w:r>
+        <w:rPr>
+          <w:b/>
+          <w:bCs/>
+          <w:noProof/>
+        </w:rPr>
+        <w:drawing>
+          <wp:anchor distT="0" distB="0" distL="114300" distR="114300" simplePos="0" relativeHeight="251761664" behindDoc="0" locked="0" layoutInCell="1" allowOverlap="1" wp14:anchorId="24CFD539" wp14:editId="1E61FD78">
+            <wp:simplePos x="0" y="0"/>
+            <wp:positionH relativeFrom="column">
+              <wp:posOffset>2357954</wp:posOffset>
+            </wp:positionH>
+            <wp:positionV relativeFrom="paragraph">
+              <wp:posOffset>193697</wp:posOffset>
+            </wp:positionV>
+            <wp:extent cx="1717718" cy="722384"/>
+            <wp:effectExtent l="0" t="0" r="0" b="1905"/>
+            <wp:wrapNone/>
+            <wp:docPr id="1315262293" name="Picture 31"/>
+            <wp:cNvGraphicFramePr>
+              <a:graphicFrameLocks xmlns:a="http://schemas.openxmlformats.org/drawingml/2006/main" noChangeAspect="1"/>
+            </wp:cNvGraphicFramePr>
+            <a:graphic xmlns:a="http://schemas.openxmlformats.org/drawingml/2006/main">
+              <a:graphicData uri="http://schemas.openxmlformats.org/drawingml/2006/picture">
+                <pic:pic xmlns:pic="http://schemas.openxmlformats.org/drawingml/2006/picture">
+                  <pic:nvPicPr>
+                    <pic:cNvPr id="0" name="Picture 3"/>
+                    <pic:cNvPicPr>
+                      <a:picLocks noChangeAspect="1" noChangeArrowheads="1"/>
+                    </pic:cNvPicPr>
+                  </pic:nvPicPr>
+                  <pic:blipFill>
+                    <a:blip r:embed="rId42">
+                      <a:extLst>
+                        <a:ext uri="{28A0092B-C50C-407E-A947-70E740481C1C}">
+                          <a14:useLocalDpi xmlns:a14="http://schemas.microsoft.com/office/drawing/2010/main" val="0"/>
+                        </a:ext>
+                      </a:extLst>
+                    </a:blip>
+                    <a:srcRect/>
+                    <a:stretch>
+                      <a:fillRect/>
+                    </a:stretch>
+                  </pic:blipFill>
+                  <pic:spPr bwMode="auto">
+                    <a:xfrm>
+                      <a:off x="0" y="0"/>
+                      <a:ext cx="1724920" cy="725413"/>
+                    </a:xfrm>
+                    <a:prstGeom prst="rect">
+                      <a:avLst/>
+                    </a:prstGeom>
+                    <a:noFill/>
+                    <a:ln>
+                      <a:noFill/>
+                    </a:ln>
+                  </pic:spPr>
+                </pic:pic>
+              </a:graphicData>
+            </a:graphic>
+            <wp14:sizeRelH relativeFrom="page">
+              <wp14:pctWidth>0</wp14:pctWidth>
+            </wp14:sizeRelH>
+            <wp14:sizeRelV relativeFrom="page">
+              <wp14:pctHeight>0</wp14:pctHeight>
+            </wp14:sizeRelV>
+          </wp:anchor>
+        </w:drawing>
+      </w:r>
+      <w:r>
+        <w:rPr>
+          <w:b/>
+          <w:bCs/>
+          <w:noProof/>
+        </w:rPr>
+        <w:drawing>
+          <wp:anchor distT="0" distB="0" distL="114300" distR="114300" simplePos="0" relativeHeight="251757568" behindDoc="0" locked="0" layoutInCell="1" allowOverlap="1" wp14:anchorId="454115DC" wp14:editId="20EBE635">
+            <wp:simplePos x="0" y="0"/>
+            <wp:positionH relativeFrom="column">
+              <wp:posOffset>2193101</wp:posOffset>
+            </wp:positionH>
+            <wp:positionV relativeFrom="paragraph">
+              <wp:posOffset>950442</wp:posOffset>
+            </wp:positionV>
+            <wp:extent cx="824835" cy="315576"/>
+            <wp:effectExtent l="0" t="0" r="0" b="8890"/>
+            <wp:wrapNone/>
+            <wp:docPr id="893380711" name="Picture 1"/>
+            <wp:cNvGraphicFramePr>
+              <a:graphicFrameLocks xmlns:a="http://schemas.openxmlformats.org/drawingml/2006/main" noChangeAspect="1"/>
+            </wp:cNvGraphicFramePr>
+            <a:graphic xmlns:a="http://schemas.openxmlformats.org/drawingml/2006/main">
+              <a:graphicData uri="http://schemas.openxmlformats.org/drawingml/2006/picture">
+                <pic:pic xmlns:pic="http://schemas.openxmlformats.org/drawingml/2006/picture">
+                  <pic:nvPicPr>
+                    <pic:cNvPr id="893380711" name=""/>
+                    <pic:cNvPicPr/>
+                  </pic:nvPicPr>
+                  <pic:blipFill>
+                    <a:blip r:embed="rId43"/>
+                    <a:stretch>
+                      <a:fillRect/>
+                    </a:stretch>
+                  </pic:blipFill>
+                  <pic:spPr>
+                    <a:xfrm>
+                      <a:off x="0" y="0"/>
+                      <a:ext cx="837691" cy="320495"/>
+                    </a:xfrm>
+                    <a:prstGeom prst="rect">
+                      <a:avLst/>
+                    </a:prstGeom>
+                  </pic:spPr>
+                </pic:pic>
+              </a:graphicData>
+            </a:graphic>
+            <wp14:sizeRelH relativeFrom="margin">
+              <wp14:pctWidth>0</wp14:pctWidth>
+            </wp14:sizeRelH>
+            <wp14:sizeRelV relativeFrom="margin">
+              <wp14:pctHeight>0</wp14:pctHeight>
+            </wp14:sizeRelV>
+          </wp:anchor>
+        </w:drawing>
+      </w:r>
+      <w:r>
+        <w:rPr>
+          <w:b/>
+          <w:bCs/>
+          <w:noProof/>
+        </w:rPr>
+        <w:drawing>
+          <wp:anchor distT="0" distB="0" distL="114300" distR="114300" simplePos="0" relativeHeight="251759616" behindDoc="0" locked="0" layoutInCell="1" allowOverlap="1" wp14:anchorId="6A9EBF63" wp14:editId="14EB3521">
+            <wp:simplePos x="0" y="0"/>
+            <wp:positionH relativeFrom="rightMargin">
+              <wp:posOffset>-3391952</wp:posOffset>
+            </wp:positionH>
+            <wp:positionV relativeFrom="paragraph">
+              <wp:posOffset>1076566</wp:posOffset>
+            </wp:positionV>
+            <wp:extent cx="851756" cy="201161"/>
+            <wp:effectExtent l="0" t="0" r="5715" b="8890"/>
+            <wp:wrapNone/>
+            <wp:docPr id="2073882234" name="Picture 1"/>
+            <wp:cNvGraphicFramePr>
+              <a:graphicFrameLocks xmlns:a="http://schemas.openxmlformats.org/drawingml/2006/main" noChangeAspect="1"/>
+            </wp:cNvGraphicFramePr>
+            <a:graphic xmlns:a="http://schemas.openxmlformats.org/drawingml/2006/main">
+              <a:graphicData uri="http://schemas.openxmlformats.org/drawingml/2006/picture">
+                <pic:pic xmlns:pic="http://schemas.openxmlformats.org/drawingml/2006/picture">
+                  <pic:nvPicPr>
+                    <pic:cNvPr id="2073882234" name=""/>
+                    <pic:cNvPicPr/>
+                  </pic:nvPicPr>
+                  <pic:blipFill>
+                    <a:blip r:embed="rId44"/>
+                    <a:stretch>
+                      <a:fillRect/>
+                    </a:stretch>
+                  </pic:blipFill>
+                  <pic:spPr>
+                    <a:xfrm>
+                      <a:off x="0" y="0"/>
+                      <a:ext cx="866999" cy="204761"/>
+                    </a:xfrm>
+                    <a:prstGeom prst="rect">
+                      <a:avLst/>
+                    </a:prstGeom>
+                  </pic:spPr>
+                </pic:pic>
+              </a:graphicData>
+            </a:graphic>
+            <wp14:sizeRelH relativeFrom="margin">
+              <wp14:pctWidth>0</wp14:pctWidth>
+            </wp14:sizeRelH>
+            <wp14:sizeRelV relativeFrom="margin">
+              <wp14:pctHeight>0</wp14:pctHeight>
+            </wp14:sizeRelV>
+          </wp:anchor>
+        </w:drawing>
+      </w:r>
+      <w:r>
+        <w:rPr>
+          <w:noProof/>
+        </w:rPr>
+        <w:drawing>
+          <wp:anchor distT="0" distB="0" distL="114300" distR="114300" simplePos="0" relativeHeight="251755520" behindDoc="0" locked="0" layoutInCell="1" allowOverlap="1" wp14:anchorId="325B9422" wp14:editId="6BCFE0B1">
+            <wp:simplePos x="0" y="0"/>
+            <wp:positionH relativeFrom="column">
+              <wp:posOffset>2307383</wp:posOffset>
+            </wp:positionH>
+            <wp:positionV relativeFrom="paragraph">
+              <wp:posOffset>808551</wp:posOffset>
+            </wp:positionV>
+            <wp:extent cx="1739406" cy="743323"/>
+            <wp:effectExtent l="0" t="0" r="0" b="0"/>
+            <wp:wrapNone/>
+            <wp:docPr id="994092179" name="Picture 30"/>
+            <wp:cNvGraphicFramePr>
+              <a:graphicFrameLocks xmlns:a="http://schemas.openxmlformats.org/drawingml/2006/main" noChangeAspect="1"/>
+            </wp:cNvGraphicFramePr>
+            <a:graphic xmlns:a="http://schemas.openxmlformats.org/drawingml/2006/main">
+              <a:graphicData uri="http://schemas.openxmlformats.org/drawingml/2006/picture">
+                <pic:pic xmlns:pic="http://schemas.openxmlformats.org/drawingml/2006/picture">
+                  <pic:nvPicPr>
+                    <pic:cNvPr id="0" name="Picture 2"/>
+                    <pic:cNvPicPr>
+                      <a:picLocks noChangeAspect="1" noChangeArrowheads="1"/>
+                    </pic:cNvPicPr>
+                  </pic:nvPicPr>
+                  <pic:blipFill>
+                    <a:blip r:embed="rId45">
+                      <a:extLst>
+                        <a:ext uri="{28A0092B-C50C-407E-A947-70E740481C1C}">
+                          <a14:useLocalDpi xmlns:a14="http://schemas.microsoft.com/office/drawing/2010/main" val="0"/>
+                        </a:ext>
+                      </a:extLst>
+                    </a:blip>
+                    <a:srcRect/>
+                    <a:stretch>
+                      <a:fillRect/>
+                    </a:stretch>
+                  </pic:blipFill>
+                  <pic:spPr bwMode="auto">
+                    <a:xfrm>
+                      <a:off x="0" y="0"/>
+                      <a:ext cx="1747820" cy="746919"/>
+                    </a:xfrm>
+                    <a:prstGeom prst="rect">
+                      <a:avLst/>
+                    </a:prstGeom>
+                    <a:noFill/>
+                    <a:ln>
+                      <a:noFill/>
+                    </a:ln>
+                  </pic:spPr>
+                </pic:pic>
+              </a:graphicData>
+            </a:graphic>
+            <wp14:sizeRelH relativeFrom="page">
+              <wp14:pctWidth>0</wp14:pctWidth>
+            </wp14:sizeRelH>
+            <wp14:sizeRelV relativeFrom="page">
+              <wp14:pctHeight>0</wp14:pctHeight>
+            </wp14:sizeRelV>
+          </wp:anchor>
+        </w:drawing>
+      </w:r>
+      <w:r>
+        <w:rPr>
           <w:noProof/>
         </w:rPr>
         <mc:AlternateContent>
           <mc:Choice Requires="wps">
             <w:drawing>
-              <wp:anchor distT="45720" distB="45720" distL="114300" distR="114300" simplePos="0" relativeHeight="251742208" behindDoc="1" locked="0" layoutInCell="1" allowOverlap="1" wp14:anchorId="756B2034" wp14:editId="23CF4F00">
+              <wp:anchor distT="45720" distB="45720" distL="114300" distR="114300" simplePos="0" relativeHeight="251742208" behindDoc="1" locked="0" layoutInCell="1" allowOverlap="1" wp14:anchorId="756B2034" wp14:editId="78157FAC">
                 <wp:simplePos x="0" y="0"/>
                 <wp:positionH relativeFrom="page">
                   <wp:posOffset>6261417</wp:posOffset>
@@ -6146,307 +6450,6 @@
           <w:bCs/>
         </w:rPr>
       </w:pPr>
-      <w:r>
-        <w:rPr>
-          <w:b/>
-          <w:bCs/>
-        </w:rPr>
-        <w:drawing>
-          <wp:anchor distT="0" distB="0" distL="114300" distR="114300" simplePos="0" relativeHeight="251763712" behindDoc="0" locked="0" layoutInCell="1" allowOverlap="1" wp14:anchorId="1853AF26" wp14:editId="3FDA3118">
-            <wp:simplePos x="0" y="0"/>
-            <wp:positionH relativeFrom="column">
-              <wp:posOffset>6480175</wp:posOffset>
-            </wp:positionH>
-            <wp:positionV relativeFrom="paragraph">
-              <wp:posOffset>511175</wp:posOffset>
-            </wp:positionV>
-            <wp:extent cx="802968" cy="222250"/>
-            <wp:effectExtent l="0" t="0" r="0" b="6350"/>
-            <wp:wrapNone/>
-            <wp:docPr id="420403747" name="Picture 1"/>
-            <wp:cNvGraphicFramePr>
-              <a:graphicFrameLocks xmlns:a="http://schemas.openxmlformats.org/drawingml/2006/main" noChangeAspect="1"/>
-            </wp:cNvGraphicFramePr>
-            <a:graphic xmlns:a="http://schemas.openxmlformats.org/drawingml/2006/main">
-              <a:graphicData uri="http://schemas.openxmlformats.org/drawingml/2006/picture">
-                <pic:pic xmlns:pic="http://schemas.openxmlformats.org/drawingml/2006/picture">
-                  <pic:nvPicPr>
-                    <pic:cNvPr id="420403747" name=""/>
-                    <pic:cNvPicPr/>
-                  </pic:nvPicPr>
-                  <pic:blipFill>
-                    <a:blip r:embed="rId41"/>
-                    <a:stretch>
-                      <a:fillRect/>
-                    </a:stretch>
-                  </pic:blipFill>
-                  <pic:spPr>
-                    <a:xfrm>
-                      <a:off x="0" y="0"/>
-                      <a:ext cx="802968" cy="222250"/>
-                    </a:xfrm>
-                    <a:prstGeom prst="rect">
-                      <a:avLst/>
-                    </a:prstGeom>
-                  </pic:spPr>
-                </pic:pic>
-              </a:graphicData>
-            </a:graphic>
-            <wp14:sizeRelH relativeFrom="margin">
-              <wp14:pctWidth>0</wp14:pctWidth>
-            </wp14:sizeRelH>
-            <wp14:sizeRelV relativeFrom="margin">
-              <wp14:pctHeight>0</wp14:pctHeight>
-            </wp14:sizeRelV>
-          </wp:anchor>
-        </w:drawing>
-      </w:r>
-      <w:r>
-        <w:rPr>
-          <w:b/>
-          <w:bCs/>
-          <w:noProof/>
-        </w:rPr>
-        <w:drawing>
-          <wp:anchor distT="0" distB="0" distL="114300" distR="114300" simplePos="0" relativeHeight="251761664" behindDoc="0" locked="0" layoutInCell="1" allowOverlap="1" wp14:anchorId="24CFD539" wp14:editId="5D44DB2C">
-            <wp:simplePos x="0" y="0"/>
-            <wp:positionH relativeFrom="column">
-              <wp:posOffset>5480050</wp:posOffset>
-            </wp:positionH>
-            <wp:positionV relativeFrom="paragraph">
-              <wp:posOffset>532765</wp:posOffset>
-            </wp:positionV>
-            <wp:extent cx="1459161" cy="613871"/>
-            <wp:effectExtent l="0" t="0" r="8255" b="0"/>
-            <wp:wrapNone/>
-            <wp:docPr id="1315262293" name="Picture 31"/>
-            <wp:cNvGraphicFramePr>
-              <a:graphicFrameLocks xmlns:a="http://schemas.openxmlformats.org/drawingml/2006/main" noChangeAspect="1"/>
-            </wp:cNvGraphicFramePr>
-            <a:graphic xmlns:a="http://schemas.openxmlformats.org/drawingml/2006/main">
-              <a:graphicData uri="http://schemas.openxmlformats.org/drawingml/2006/picture">
-                <pic:pic xmlns:pic="http://schemas.openxmlformats.org/drawingml/2006/picture">
-                  <pic:nvPicPr>
-                    <pic:cNvPr id="0" name="Picture 3"/>
-                    <pic:cNvPicPr>
-                      <a:picLocks noChangeAspect="1" noChangeArrowheads="1"/>
-                    </pic:cNvPicPr>
-                  </pic:nvPicPr>
-                  <pic:blipFill>
-                    <a:blip r:embed="rId42">
-                      <a:extLst>
-                        <a:ext uri="{28A0092B-C50C-407E-A947-70E740481C1C}">
-                          <a14:useLocalDpi xmlns:a14="http://schemas.microsoft.com/office/drawing/2010/main" val="0"/>
-                        </a:ext>
-                      </a:extLst>
-                    </a:blip>
-                    <a:srcRect/>
-                    <a:stretch>
-                      <a:fillRect/>
-                    </a:stretch>
-                  </pic:blipFill>
-                  <pic:spPr bwMode="auto">
-                    <a:xfrm>
-                      <a:off x="0" y="0"/>
-                      <a:ext cx="1459161" cy="613871"/>
-                    </a:xfrm>
-                    <a:prstGeom prst="rect">
-                      <a:avLst/>
-                    </a:prstGeom>
-                    <a:noFill/>
-                    <a:ln>
-                      <a:noFill/>
-                    </a:ln>
-                  </pic:spPr>
-                </pic:pic>
-              </a:graphicData>
-            </a:graphic>
-            <wp14:sizeRelH relativeFrom="page">
-              <wp14:pctWidth>0</wp14:pctWidth>
-            </wp14:sizeRelH>
-            <wp14:sizeRelV relativeFrom="page">
-              <wp14:pctHeight>0</wp14:pctHeight>
-            </wp14:sizeRelV>
-          </wp:anchor>
-        </w:drawing>
-      </w:r>
-      <w:r>
-        <w:rPr>
-          <w:b/>
-          <w:bCs/>
-        </w:rPr>
-        <w:drawing>
-          <wp:anchor distT="0" distB="0" distL="114300" distR="114300" simplePos="0" relativeHeight="251757568" behindDoc="0" locked="0" layoutInCell="1" allowOverlap="1" wp14:anchorId="454115DC" wp14:editId="43743943">
-            <wp:simplePos x="0" y="0"/>
-            <wp:positionH relativeFrom="column">
-              <wp:posOffset>5173980</wp:posOffset>
-            </wp:positionH>
-            <wp:positionV relativeFrom="paragraph">
-              <wp:posOffset>1287780</wp:posOffset>
-            </wp:positionV>
-            <wp:extent cx="700405" cy="267970"/>
-            <wp:effectExtent l="0" t="0" r="4445" b="0"/>
-            <wp:wrapNone/>
-            <wp:docPr id="893380711" name="Picture 1"/>
-            <wp:cNvGraphicFramePr>
-              <a:graphicFrameLocks xmlns:a="http://schemas.openxmlformats.org/drawingml/2006/main" noChangeAspect="1"/>
-            </wp:cNvGraphicFramePr>
-            <a:graphic xmlns:a="http://schemas.openxmlformats.org/drawingml/2006/main">
-              <a:graphicData uri="http://schemas.openxmlformats.org/drawingml/2006/picture">
-                <pic:pic xmlns:pic="http://schemas.openxmlformats.org/drawingml/2006/picture">
-                  <pic:nvPicPr>
-                    <pic:cNvPr id="893380711" name=""/>
-                    <pic:cNvPicPr/>
-                  </pic:nvPicPr>
-                  <pic:blipFill>
-                    <a:blip r:embed="rId43"/>
-                    <a:stretch>
-                      <a:fillRect/>
-                    </a:stretch>
-                  </pic:blipFill>
-                  <pic:spPr>
-                    <a:xfrm>
-                      <a:off x="0" y="0"/>
-                      <a:ext cx="700405" cy="267970"/>
-                    </a:xfrm>
-                    <a:prstGeom prst="rect">
-                      <a:avLst/>
-                    </a:prstGeom>
-                  </pic:spPr>
-                </pic:pic>
-              </a:graphicData>
-            </a:graphic>
-            <wp14:sizeRelH relativeFrom="margin">
-              <wp14:pctWidth>0</wp14:pctWidth>
-            </wp14:sizeRelH>
-            <wp14:sizeRelV relativeFrom="margin">
-              <wp14:pctHeight>0</wp14:pctHeight>
-            </wp14:sizeRelV>
-          </wp:anchor>
-        </w:drawing>
-      </w:r>
-      <w:r>
-        <w:rPr>
-          <w:b/>
-          <w:bCs/>
-        </w:rPr>
-        <w:drawing>
-          <wp:anchor distT="0" distB="0" distL="114300" distR="114300" simplePos="0" relativeHeight="251759616" behindDoc="0" locked="0" layoutInCell="1" allowOverlap="1" wp14:anchorId="6A9EBF63" wp14:editId="06B406C4">
-            <wp:simplePos x="0" y="0"/>
-            <wp:positionH relativeFrom="rightMargin">
-              <wp:posOffset>-401955</wp:posOffset>
-            </wp:positionH>
-            <wp:positionV relativeFrom="paragraph">
-              <wp:posOffset>1418590</wp:posOffset>
-            </wp:positionV>
-            <wp:extent cx="723265" cy="170815"/>
-            <wp:effectExtent l="0" t="0" r="635" b="635"/>
-            <wp:wrapNone/>
-            <wp:docPr id="2073882234" name="Picture 1"/>
-            <wp:cNvGraphicFramePr>
-              <a:graphicFrameLocks xmlns:a="http://schemas.openxmlformats.org/drawingml/2006/main" noChangeAspect="1"/>
-            </wp:cNvGraphicFramePr>
-            <a:graphic xmlns:a="http://schemas.openxmlformats.org/drawingml/2006/main">
-              <a:graphicData uri="http://schemas.openxmlformats.org/drawingml/2006/picture">
-                <pic:pic xmlns:pic="http://schemas.openxmlformats.org/drawingml/2006/picture">
-                  <pic:nvPicPr>
-                    <pic:cNvPr id="2073882234" name=""/>
-                    <pic:cNvPicPr/>
-                  </pic:nvPicPr>
-                  <pic:blipFill>
-                    <a:blip r:embed="rId44"/>
-                    <a:stretch>
-                      <a:fillRect/>
-                    </a:stretch>
-                  </pic:blipFill>
-                  <pic:spPr>
-                    <a:xfrm>
-                      <a:off x="0" y="0"/>
-                      <a:ext cx="723265" cy="170815"/>
-                    </a:xfrm>
-                    <a:prstGeom prst="rect">
-                      <a:avLst/>
-                    </a:prstGeom>
-                  </pic:spPr>
-                </pic:pic>
-              </a:graphicData>
-            </a:graphic>
-            <wp14:sizeRelH relativeFrom="margin">
-              <wp14:pctWidth>0</wp14:pctWidth>
-            </wp14:sizeRelH>
-            <wp14:sizeRelV relativeFrom="margin">
-              <wp14:pctHeight>0</wp14:pctHeight>
-            </wp14:sizeRelV>
-          </wp:anchor>
-        </w:drawing>
-      </w:r>
-      <w:r>
-        <w:rPr>
-          <w:noProof/>
-        </w:rPr>
-        <w:drawing>
-          <wp:anchor distT="0" distB="0" distL="114300" distR="114300" simplePos="0" relativeHeight="251755520" behindDoc="0" locked="0" layoutInCell="1" allowOverlap="1" wp14:anchorId="325B9422" wp14:editId="49D2D228">
-            <wp:simplePos x="0" y="0"/>
-            <wp:positionH relativeFrom="column">
-              <wp:posOffset>5433695</wp:posOffset>
-            </wp:positionH>
-            <wp:positionV relativeFrom="paragraph">
-              <wp:posOffset>1151890</wp:posOffset>
-            </wp:positionV>
-            <wp:extent cx="1477231" cy="631661"/>
-            <wp:effectExtent l="0" t="0" r="0" b="0"/>
-            <wp:wrapNone/>
-            <wp:docPr id="994092179" name="Picture 30"/>
-            <wp:cNvGraphicFramePr>
-              <a:graphicFrameLocks xmlns:a="http://schemas.openxmlformats.org/drawingml/2006/main" noChangeAspect="1"/>
-            </wp:cNvGraphicFramePr>
-            <a:graphic xmlns:a="http://schemas.openxmlformats.org/drawingml/2006/main">
-              <a:graphicData uri="http://schemas.openxmlformats.org/drawingml/2006/picture">
-                <pic:pic xmlns:pic="http://schemas.openxmlformats.org/drawingml/2006/picture">
-                  <pic:nvPicPr>
-                    <pic:cNvPr id="0" name="Picture 2"/>
-                    <pic:cNvPicPr>
-                      <a:picLocks noChangeAspect="1" noChangeArrowheads="1"/>
-                    </pic:cNvPicPr>
-                  </pic:nvPicPr>
-                  <pic:blipFill>
-                    <a:blip r:embed="rId45">
-                      <a:extLst>
-                        <a:ext uri="{28A0092B-C50C-407E-A947-70E740481C1C}">
-                          <a14:useLocalDpi xmlns:a14="http://schemas.microsoft.com/office/drawing/2010/main" val="0"/>
-                        </a:ext>
-                      </a:extLst>
-                    </a:blip>
-                    <a:srcRect/>
-                    <a:stretch>
-                      <a:fillRect/>
-                    </a:stretch>
-                  </pic:blipFill>
-                  <pic:spPr bwMode="auto">
-                    <a:xfrm>
-                      <a:off x="0" y="0"/>
-                      <a:ext cx="1477231" cy="631661"/>
-                    </a:xfrm>
-                    <a:prstGeom prst="rect">
-                      <a:avLst/>
-                    </a:prstGeom>
-                    <a:noFill/>
-                    <a:ln>
-                      <a:noFill/>
-                    </a:ln>
-                  </pic:spPr>
-                </pic:pic>
-              </a:graphicData>
-            </a:graphic>
-            <wp14:sizeRelH relativeFrom="page">
-              <wp14:pctWidth>0</wp14:pctWidth>
-            </wp14:sizeRelH>
-            <wp14:sizeRelV relativeFrom="page">
-              <wp14:pctHeight>0</wp14:pctHeight>
-            </wp14:sizeRelV>
-          </wp:anchor>
-        </w:drawing>
-      </w:r>
     </w:p>
     <w:sectPr>
       <w:pgSz w:w="12240" w:h="15840"/>
